--- a/20_Florida/District_Adoption_Guide.docx
+++ b/20_Florida/District_Adoption_Guide.docx
@@ -628,7 +628,7 @@
           <w:color w:val="2B2D42"/>
           <w:sz w:val="21"/>
         </w:rPr>
-        <w:t>A free kit by Competence Collective · competencecollective.org · quillsup.org</w:t>
+        <w:t>Hackles · a free kit · quillsup.org</w:t>
       </w:r>
     </w:p>
     <w:p>
@@ -670,7 +670,7 @@
     <w:p>
       <w:r>
         <w:rPr/>
-        <w:t>A free kit by Competence Collective · competencecollective.org · quillsup.org · © 2026 Competence Collective. Lesson text and teaching materials: CC BY-NC 4.0 (free to print, share and adapt for non-commercial use with credit). The Hackles name, logos, characters and artwork are not covered by that license: print and share them unaltered for classroom and family use; any other use needs written permission. [VERIFY with counsel]</w:t>
+        <w:t>Hackles · a free kit · quillsup.org · © 2026 Competence Collective. Lesson text and teaching materials: CC BY-NC 4.0 (free to print, share and adapt for non-commercial use with credit). The Hackles name, logos, characters and artwork are not covered by that license: print and share them unaltered for classroom and family use; any other use needs written permission. [VERIFY with counsel]</w:t>
       </w:r>
     </w:p>
     <w:p>
@@ -2872,7 +2872,7 @@
               <w:rPr>
                 <w:sz w:val="19"/>
               </w:rPr>
-              <w:t xml:space="preserve"> Staff recommends using Hackles, a free, unplugged online-safety kit published by Competence Collective under a CC BY-NC 4.0 license, as a supplemental classroom resource alongside the Department's Effects of Social Media Instructional Guide. Hackles uses 15-minute scripted lessons, collects no student data, requires no student accounts and does not use district devices or networks.</w:t>
+              <w:t xml:space="preserve"> Staff recommends using Hackles, a free, unplugged online-safety kit published by the Hackles team (quillsup.org) under a CC BY-NC 4.0 license, as a supplemental classroom resource alongside the Department's Effects of Social Media Instructional Guide. Hackles uses 15-minute scripted lessons, collects no student data, requires no student accounts and does not use district devices or networks.</w:t>
             </w:r>
           </w:p>
           <w:p>
@@ -3366,7 +3366,7 @@
     </w:p>
     <w:tbl>
       <w:tblPr>
-        <w:tblW w:type="dxa" w:w="9791"/>
+        <w:tblW w:type="dxa" w:w="9792"/>
         <w:tblBorders>
           <w:top w:val="single" w:sz="12" w:space="0" w:color="2B2D42"/>
           <w:left w:val="nil"/>
@@ -3380,8 +3380,8 @@
         <w:tblLook w:firstColumn="1" w:firstRow="1" w:lastColumn="0" w:lastRow="0" w:noHBand="0" w:noVBand="1" w:val="04A0"/>
       </w:tblPr>
       <w:tblGrid>
-        <w:gridCol w:w="2098"/>
-        <w:gridCol w:w="7694"/>
+        <w:gridCol w:w="2115"/>
+        <w:gridCol w:w="7677"/>
       </w:tblGrid>
       <w:tr>
         <w:trPr>
@@ -3390,7 +3390,7 @@
         </w:trPr>
         <w:tc>
           <w:tcPr>
-            <w:tcW w:type="dxa" w:w="2098"/>
+            <w:tcW w:type="dxa" w:w="2115"/>
             <w:tcBorders>
               <w:bottom w:val="single" w:sz="6" w:space="0" w:color="2B2D42"/>
             </w:tcBorders>
@@ -3418,7 +3418,7 @@
         </w:tc>
         <w:tc>
           <w:tcPr>
-            <w:tcW w:type="dxa" w:w="7694"/>
+            <w:tcW w:type="dxa" w:w="7677"/>
             <w:tcBorders>
               <w:bottom w:val="single" w:sz="6" w:space="0" w:color="2B2D42"/>
             </w:tcBorders>
@@ -3451,7 +3451,7 @@
         </w:trPr>
         <w:tc>
           <w:tcPr>
-            <w:tcW w:type="dxa" w:w="2098"/>
+            <w:tcW w:type="dxa" w:w="2115"/>
             <w:tcMar>
               <w:top w:w="50" w:type="dxa"/>
               <w:left w:w="0" w:type="dxa"/>
@@ -3474,7 +3474,7 @@
         </w:tc>
         <w:tc>
           <w:tcPr>
-            <w:tcW w:type="dxa" w:w="7694"/>
+            <w:tcW w:type="dxa" w:w="7677"/>
             <w:tcMar>
               <w:top w:w="50" w:type="dxa"/>
               <w:left w:w="90" w:type="dxa"/>
@@ -3502,7 +3502,7 @@
         </w:trPr>
         <w:tc>
           <w:tcPr>
-            <w:tcW w:type="dxa" w:w="2098"/>
+            <w:tcW w:type="dxa" w:w="2115"/>
             <w:tcMar>
               <w:top w:w="50" w:type="dxa"/>
               <w:left w:w="0" w:type="dxa"/>
@@ -3525,7 +3525,7 @@
         </w:tc>
         <w:tc>
           <w:tcPr>
-            <w:tcW w:type="dxa" w:w="7694"/>
+            <w:tcW w:type="dxa" w:w="7677"/>
             <w:tcMar>
               <w:top w:w="50" w:type="dxa"/>
               <w:left w:w="90" w:type="dxa"/>
@@ -3553,7 +3553,7 @@
         </w:trPr>
         <w:tc>
           <w:tcPr>
-            <w:tcW w:type="dxa" w:w="2098"/>
+            <w:tcW w:type="dxa" w:w="2115"/>
             <w:tcMar>
               <w:top w:w="50" w:type="dxa"/>
               <w:left w:w="0" w:type="dxa"/>
@@ -3576,7 +3576,7 @@
         </w:tc>
         <w:tc>
           <w:tcPr>
-            <w:tcW w:type="dxa" w:w="7694"/>
+            <w:tcW w:type="dxa" w:w="7677"/>
             <w:tcMar>
               <w:top w:w="50" w:type="dxa"/>
               <w:left w:w="90" w:type="dxa"/>
@@ -3604,7 +3604,7 @@
         </w:trPr>
         <w:tc>
           <w:tcPr>
-            <w:tcW w:type="dxa" w:w="2098"/>
+            <w:tcW w:type="dxa" w:w="2115"/>
             <w:tcMar>
               <w:top w:w="50" w:type="dxa"/>
               <w:left w:w="0" w:type="dxa"/>
@@ -3627,7 +3627,7 @@
         </w:tc>
         <w:tc>
           <w:tcPr>
-            <w:tcW w:type="dxa" w:w="7694"/>
+            <w:tcW w:type="dxa" w:w="7677"/>
             <w:tcMar>
               <w:top w:w="50" w:type="dxa"/>
               <w:left w:w="90" w:type="dxa"/>
@@ -3644,7 +3644,7 @@
                 <w:rFonts w:ascii="Calibri" w:hAnsi="Calibri"/>
                 <w:sz w:val="19"/>
               </w:rPr>
-              <w:t>"FLDOE Effects of Social Media Instructional Guide and A Student's Guide to Internet Safety; supplemental: Hackles, a free classroom kit by Competence Collective (not endorsed by FLDOE) [list lessons used]; [list any other approved materials for components not covered]."</w:t>
+              <w:t>"FLDOE Effects of Social Media Instructional Guide and A Student's Guide to Internet Safety; supplemental: Hackles, a free classroom kit (quillsup.org; not endorsed by FLDOE) [list lessons used]; [list any other approved materials for components not covered]."</w:t>
             </w:r>
           </w:p>
         </w:tc>
@@ -3655,7 +3655,7 @@
         </w:trPr>
         <w:tc>
           <w:tcPr>
-            <w:tcW w:type="dxa" w:w="2098"/>
+            <w:tcW w:type="dxa" w:w="2115"/>
             <w:tcMar>
               <w:top w:w="50" w:type="dxa"/>
               <w:left w:w="0" w:type="dxa"/>
@@ -3678,7 +3678,7 @@
         </w:tc>
         <w:tc>
           <w:tcPr>
-            <w:tcW w:type="dxa" w:w="7694"/>
+            <w:tcW w:type="dxa" w:w="7677"/>
             <w:tcMar>
               <w:top w:w="50" w:type="dxa"/>
               <w:left w:w="90" w:type="dxa"/>
@@ -5119,7 +5119,7 @@
     </w:p>
     <w:tbl>
       <w:tblPr>
-        <w:tblW w:type="dxa" w:w="9791"/>
+        <w:tblW w:type="dxa" w:w="9792"/>
         <w:tblBorders>
           <w:top w:val="single" w:sz="12" w:space="0" w:color="2B2D42"/>
           <w:left w:val="nil"/>
@@ -5133,9 +5133,9 @@
         <w:tblLook w:firstColumn="1" w:firstRow="1" w:lastColumn="0" w:lastRow="0" w:noHBand="0" w:noVBand="1" w:val="04A0"/>
       </w:tblPr>
       <w:tblGrid>
-        <w:gridCol w:w="2741"/>
-        <w:gridCol w:w="2866"/>
-        <w:gridCol w:w="4184"/>
+        <w:gridCol w:w="2752"/>
+        <w:gridCol w:w="2886"/>
+        <w:gridCol w:w="4153"/>
       </w:tblGrid>
       <w:tr>
         <w:trPr>
@@ -5144,7 +5144,7 @@
         </w:trPr>
         <w:tc>
           <w:tcPr>
-            <w:tcW w:type="dxa" w:w="2741"/>
+            <w:tcW w:type="dxa" w:w="2752"/>
             <w:tcBorders>
               <w:bottom w:val="single" w:sz="6" w:space="0" w:color="2B2D42"/>
             </w:tcBorders>
@@ -5172,7 +5172,7 @@
         </w:tc>
         <w:tc>
           <w:tcPr>
-            <w:tcW w:type="dxa" w:w="2866"/>
+            <w:tcW w:type="dxa" w:w="2886"/>
             <w:tcBorders>
               <w:bottom w:val="single" w:sz="6" w:space="0" w:color="2B2D42"/>
             </w:tcBorders>
@@ -5200,7 +5200,7 @@
         </w:tc>
         <w:tc>
           <w:tcPr>
-            <w:tcW w:type="dxa" w:w="4184"/>
+            <w:tcW w:type="dxa" w:w="4153"/>
             <w:tcBorders>
               <w:bottom w:val="single" w:sz="6" w:space="0" w:color="2B2D42"/>
             </w:tcBorders>
@@ -5233,7 +5233,7 @@
         </w:trPr>
         <w:tc>
           <w:tcPr>
-            <w:tcW w:type="dxa" w:w="2741"/>
+            <w:tcW w:type="dxa" w:w="2752"/>
             <w:tcMar>
               <w:top w:w="50" w:type="dxa"/>
               <w:left w:w="0" w:type="dxa"/>
@@ -5256,7 +5256,7 @@
         </w:tc>
         <w:tc>
           <w:tcPr>
-            <w:tcW w:type="dxa" w:w="2866"/>
+            <w:tcW w:type="dxa" w:w="2886"/>
             <w:tcMar>
               <w:top w:w="50" w:type="dxa"/>
               <w:left w:w="90" w:type="dxa"/>
@@ -5279,7 +5279,7 @@
         </w:tc>
         <w:tc>
           <w:tcPr>
-            <w:tcW w:type="dxa" w:w="4184"/>
+            <w:tcW w:type="dxa" w:w="4153"/>
             <w:tcMar>
               <w:top w:w="50" w:type="dxa"/>
               <w:left w:w="90" w:type="dxa"/>
@@ -5307,7 +5307,7 @@
         </w:trPr>
         <w:tc>
           <w:tcPr>
-            <w:tcW w:type="dxa" w:w="2741"/>
+            <w:tcW w:type="dxa" w:w="2752"/>
             <w:tcMar>
               <w:top w:w="50" w:type="dxa"/>
               <w:left w:w="0" w:type="dxa"/>
@@ -5330,7 +5330,7 @@
         </w:tc>
         <w:tc>
           <w:tcPr>
-            <w:tcW w:type="dxa" w:w="2866"/>
+            <w:tcW w:type="dxa" w:w="2886"/>
             <w:tcMar>
               <w:top w:w="50" w:type="dxa"/>
               <w:left w:w="90" w:type="dxa"/>
@@ -5353,7 +5353,7 @@
         </w:tc>
         <w:tc>
           <w:tcPr>
-            <w:tcW w:type="dxa" w:w="4184"/>
+            <w:tcW w:type="dxa" w:w="4153"/>
             <w:tcMar>
               <w:top w:w="50" w:type="dxa"/>
               <w:left w:w="90" w:type="dxa"/>
@@ -5370,7 +5370,7 @@
                 <w:rFonts w:ascii="Calibri" w:hAnsi="Calibri"/>
                 <w:sz w:val="19"/>
               </w:rPr>
-              <w:t>"Competence Collective mapped Hackles lessons to the six components in s. 1003.42(2)(o)5.a. and identified gaps; the gap lessons are now written as Plus lessons and are awaiting review."</w:t>
+              <w:t>"The Hackles team mapped Hackles lessons to the six components in s. 1003.42(2)(o)5.a. and identified gaps; the gap lessons are now written as Plus lessons and are awaiting review."</w:t>
             </w:r>
           </w:p>
         </w:tc>
@@ -5381,7 +5381,7 @@
         </w:trPr>
         <w:tc>
           <w:tcPr>
-            <w:tcW w:type="dxa" w:w="2741"/>
+            <w:tcW w:type="dxa" w:w="2752"/>
             <w:tcMar>
               <w:top w:w="50" w:type="dxa"/>
               <w:left w:w="0" w:type="dxa"/>
@@ -5404,7 +5404,7 @@
         </w:tc>
         <w:tc>
           <w:tcPr>
-            <w:tcW w:type="dxa" w:w="2866"/>
+            <w:tcW w:type="dxa" w:w="2886"/>
             <w:tcMar>
               <w:top w:w="50" w:type="dxa"/>
               <w:left w:w="90" w:type="dxa"/>
@@ -5427,7 +5427,7 @@
         </w:tc>
         <w:tc>
           <w:tcPr>
-            <w:tcW w:type="dxa" w:w="4184"/>
+            <w:tcW w:type="dxa" w:w="4153"/>
             <w:tcMar>
               <w:top w:w="50" w:type="dxa"/>
               <w:left w:w="90" w:type="dxa"/>
@@ -5455,7 +5455,7 @@
         </w:trPr>
         <w:tc>
           <w:tcPr>
-            <w:tcW w:type="dxa" w:w="2741"/>
+            <w:tcW w:type="dxa" w:w="2752"/>
             <w:tcMar>
               <w:top w:w="50" w:type="dxa"/>
               <w:left w:w="0" w:type="dxa"/>
@@ -5478,7 +5478,7 @@
         </w:tc>
         <w:tc>
           <w:tcPr>
-            <w:tcW w:type="dxa" w:w="2866"/>
+            <w:tcW w:type="dxa" w:w="2886"/>
             <w:tcMar>
               <w:top w:w="50" w:type="dxa"/>
               <w:left w:w="90" w:type="dxa"/>
@@ -5501,7 +5501,7 @@
         </w:tc>
         <w:tc>
           <w:tcPr>
-            <w:tcW w:type="dxa" w:w="4184"/>
+            <w:tcW w:type="dxa" w:w="4153"/>
             <w:tcMar>
               <w:top w:w="50" w:type="dxa"/>
               <w:left w:w="90" w:type="dxa"/>
@@ -5529,7 +5529,7 @@
         </w:trPr>
         <w:tc>
           <w:tcPr>
-            <w:tcW w:type="dxa" w:w="2741"/>
+            <w:tcW w:type="dxa" w:w="2752"/>
             <w:tcMar>
               <w:top w:w="50" w:type="dxa"/>
               <w:left w:w="0" w:type="dxa"/>
@@ -5552,7 +5552,7 @@
         </w:tc>
         <w:tc>
           <w:tcPr>
-            <w:tcW w:type="dxa" w:w="2866"/>
+            <w:tcW w:type="dxa" w:w="2886"/>
             <w:tcMar>
               <w:top w:w="50" w:type="dxa"/>
               <w:left w:w="90" w:type="dxa"/>
@@ -5575,7 +5575,7 @@
         </w:tc>
         <w:tc>
           <w:tcPr>
-            <w:tcW w:type="dxa" w:w="4184"/>
+            <w:tcW w:type="dxa" w:w="4153"/>
             <w:tcMar>
               <w:top w:w="50" w:type="dxa"/>
               <w:left w:w="90" w:type="dxa"/>
@@ -5603,7 +5603,7 @@
         </w:trPr>
         <w:tc>
           <w:tcPr>
-            <w:tcW w:type="dxa" w:w="2741"/>
+            <w:tcW w:type="dxa" w:w="2752"/>
             <w:tcMar>
               <w:top w:w="50" w:type="dxa"/>
               <w:left w:w="0" w:type="dxa"/>
@@ -5626,7 +5626,7 @@
         </w:tc>
         <w:tc>
           <w:tcPr>
-            <w:tcW w:type="dxa" w:w="2866"/>
+            <w:tcW w:type="dxa" w:w="2886"/>
             <w:tcMar>
               <w:top w:w="50" w:type="dxa"/>
               <w:left w:w="90" w:type="dxa"/>
@@ -5649,7 +5649,7 @@
         </w:tc>
         <w:tc>
           <w:tcPr>
-            <w:tcW w:type="dxa" w:w="4184"/>
+            <w:tcW w:type="dxa" w:w="4153"/>
             <w:tcMar>
               <w:top w:w="50" w:type="dxa"/>
               <w:left w:w="90" w:type="dxa"/>
@@ -5677,7 +5677,7 @@
         </w:trPr>
         <w:tc>
           <w:tcPr>
-            <w:tcW w:type="dxa" w:w="2741"/>
+            <w:tcW w:type="dxa" w:w="2752"/>
             <w:tcMar>
               <w:top w:w="50" w:type="dxa"/>
               <w:left w:w="0" w:type="dxa"/>
@@ -5700,7 +5700,7 @@
         </w:tc>
         <w:tc>
           <w:tcPr>
-            <w:tcW w:type="dxa" w:w="2866"/>
+            <w:tcW w:type="dxa" w:w="2886"/>
             <w:tcMar>
               <w:top w:w="50" w:type="dxa"/>
               <w:left w:w="90" w:type="dxa"/>
@@ -5723,7 +5723,7 @@
         </w:tc>
         <w:tc>
           <w:tcPr>
-            <w:tcW w:type="dxa" w:w="4184"/>
+            <w:tcW w:type="dxa" w:w="4153"/>
             <w:tcMar>
               <w:top w:w="50" w:type="dxa"/>
               <w:left w:w="90" w:type="dxa"/>
@@ -5751,7 +5751,7 @@
         </w:trPr>
         <w:tc>
           <w:tcPr>
-            <w:tcW w:type="dxa" w:w="2741"/>
+            <w:tcW w:type="dxa" w:w="2752"/>
             <w:tcMar>
               <w:top w:w="50" w:type="dxa"/>
               <w:left w:w="0" w:type="dxa"/>
@@ -5774,7 +5774,7 @@
         </w:tc>
         <w:tc>
           <w:tcPr>
-            <w:tcW w:type="dxa" w:w="2866"/>
+            <w:tcW w:type="dxa" w:w="2886"/>
             <w:tcMar>
               <w:top w:w="50" w:type="dxa"/>
               <w:left w:w="90" w:type="dxa"/>
@@ -5797,7 +5797,7 @@
         </w:tc>
         <w:tc>
           <w:tcPr>
-            <w:tcW w:type="dxa" w:w="4184"/>
+            <w:tcW w:type="dxa" w:w="4153"/>
             <w:tcMar>
               <w:top w:w="50" w:type="dxa"/>
               <w:left w:w="90" w:type="dxa"/>
@@ -5833,7 +5833,7 @@
     <w:p>
       <w:r>
         <w:rPr/>
-        <w:t>Competence Collective's other products (Red Herrings, Hotwash) are never mentioned in student materials or in this district-facing guide's notices. [Kit brand rule]</w:t>
+        <w:t>The publisher's other products are never mentioned in student materials or in this district-facing guide's notices. [Kit brand rule]</w:t>
       </w:r>
     </w:p>
     <w:p>
@@ -6042,7 +6042,7 @@
         <w:color w:val="5A5C70"/>
         <w:sz w:val="14"/>
       </w:rPr>
-      <w:t>Hackles · © 2026 Competence Collective · competencecollective.org · Text CC BY-NC 4.0 · Name, logos and art: all rights reserved</w:t>
+      <w:t>Hackles · quillsup.org · © 2026 Competence Collective · Text CC BY-NC 4.0 · Name, logos and art: all rights reserved</w:t>
     </w:r>
     <w:r>
       <w:tab/>
